--- a/위례AI코딩챌린지/02_가정통신문_참가안내(워드버전).docx
+++ b/위례AI코딩챌린지/02_가정통신문_참가안내(워드버전).docx
@@ -590,7 +590,7 @@
                 <w:b w:val="0"/>
                 <w:sz w:val="21"/>
               </w:rPr>
-              <w:t>10. 7.(수) ~ 10. 16.(금) 오후 4시까지</w:t>
+              <w:t>10. 26.(월) ~ 11. 6.(금) 오후 4시까지</w:t>
             </w:r>
           </w:p>
           <w:p>
@@ -636,7 +636,7 @@
                 <w:b/>
                 <w:sz w:val="21"/>
               </w:rPr>
-              <w:t xml:space="preserve">체험·투표 주간: </w:t>
+              <w:t xml:space="preserve">좋아요 투표 주간: </w:t>
             </w:r>
             <w:r>
               <w:rPr>
@@ -644,7 +644,7 @@
                 <w:b w:val="0"/>
                 <w:sz w:val="21"/>
               </w:rPr>
-              <w:t>10. 21.(수) ~ 10. 27.(화) – 본선 작품을 QR로 체험하고 학생 투표</w:t>
+              <w:t>11. 9.(월) ~ 11. 13.(금) – 온라인 작품 갤러리에서 체험하고 '좋아요'</w:t>
             </w:r>
           </w:p>
           <w:p>
@@ -674,7 +674,7 @@
                 <w:b w:val="0"/>
                 <w:sz w:val="21"/>
               </w:rPr>
-              <w:t>10. 30.(금) 방송 시상식, 누리집 갤러리 공개</w:t>
+              <w:t>11. 18.(수) 방송 시상식, 누리집 갤러리 공개</w:t>
             </w:r>
           </w:p>
           <w:p>
@@ -711,7 +711,7 @@
                 <w:b w:val="0"/>
                 <w:sz w:val="21"/>
               </w:rPr>
-              <w:t>학생 투표 50점 + 심사 50점(교과 연계성, 학습 도움 정도, 제작 과정, 창의성)</w:t>
+              <w:t>학생 '좋아요' 50점 + 심사 50점(교과 연계성, 학습 도움 정도, 제작 과정, 창의성)</w:t>
             </w:r>
           </w:p>
           <w:p>
@@ -757,7 +757,7 @@
                 <w:color w:val="444444"/>
                 <w:sz w:val="19"/>
               </w:rPr>
-              <w:t>참가 작품이 많으면 1차 심사로 체험·투표 작품을 선정합니다.</w:t>
+              <w:t>작품은 교사 확인 후 갤러리에 공개(이름 가림)하며, 학급별 참여율 순위도 안내합니다.</w:t>
             </w:r>
           </w:p>
           <w:p>
@@ -892,7 +892,7 @@
                 <w:b w:val="0"/>
                 <w:sz w:val="21"/>
               </w:rPr>
-              <w:t>참가 방법·제출 링크는 학급에서 안내합니다. (문의: 교무실 474-4998)</w:t>
+              <w:t>10. 26.(월)부터 안내 영상과 제출 링크를 학급에서 안내합니다. (문의: 교무실 474-4998)</w:t>
             </w:r>
           </w:p>
           <w:p>
@@ -921,7 +921,7 @@
                 <w:b w:val="0"/>
                 <w:sz w:val="30"/>
               </w:rPr>
-              <w:t>2026년 10월 6일</w:t>
+              <w:t>2026년 10월 23일</w:t>
             </w:r>
           </w:p>
           <w:p>

--- a/위례AI코딩챌린지/02_가정통신문_참가안내(워드버전).docx
+++ b/위례AI코딩챌린지/02_가정통신문_참가안내(워드버전).docx
@@ -644,7 +644,7 @@
                 <w:b w:val="0"/>
                 <w:sz w:val="21"/>
               </w:rPr>
-              <w:t>11. 9.(월) ~ 11. 13.(금) – 온라인 작품 갤러리에서 체험하고 '좋아요'</w:t>
+              <w:t>11. 9.(월) ~ 11. 13.(금) – 온라인 갤러리에서 체험하고 '좋아요'(상상 부문은 스티커)</w:t>
             </w:r>
           </w:p>
           <w:p>
@@ -711,7 +711,7 @@
                 <w:b w:val="0"/>
                 <w:sz w:val="21"/>
               </w:rPr>
-              <w:t>학생 '좋아요' 50점 + 심사 50점(교과 연계성, 학습 도움 정도, 제작 과정, 창의성)</w:t>
+              <w:t>학생 '좋아요'(상상 부문은 스티커) 50점 + 교사 심사 50점(교과 연계성, 창의성 등)</w:t>
             </w:r>
           </w:p>
           <w:p>
@@ -892,7 +892,7 @@
                 <w:b w:val="0"/>
                 <w:sz w:val="21"/>
               </w:rPr>
-              <w:t>10. 26.(월)부터 안내 영상과 제출 링크를 학급에서 안내합니다. (문의: 교무실 474-4998)</w:t>
+              <w:t>참가 방법 안내 영상과 제출 링크는 학급에서 QR로 안내합니다. (문의: 교무실 474-4998)</w:t>
             </w:r>
           </w:p>
           <w:p>
